--- a/designPS04_52.docx
+++ b/designPS04_52.docx
@@ -125,27 +125,7 @@
           <w:szCs w:val="20"/>
           <w:lang w:val="en-US"/>
         </w:rPr>
-        <w:t>Grid Size: 8×8. Symbols used: S=Start, E=Goal</w:t>
-      </w:r>
-      <w:proofErr w:type="gramStart"/>
-      <w:r>
-        <w:rPr>
-          <w:rFonts w:ascii="Times New Roman" w:hAnsi="Times New Roman" w:cs="Times New Roman"/>
-          <w:sz w:val="20"/>
-          <w:szCs w:val="20"/>
-          <w:lang w:val="en-US"/>
-        </w:rPr>
-        <w:t>, .</w:t>
-      </w:r>
-      <w:proofErr w:type="gramEnd"/>
-      <w:r>
-        <w:rPr>
-          <w:rFonts w:ascii="Times New Roman" w:hAnsi="Times New Roman" w:cs="Times New Roman"/>
-          <w:sz w:val="20"/>
-          <w:szCs w:val="20"/>
-          <w:lang w:val="en-US"/>
-        </w:rPr>
-        <w:t>=Open Cell, W=Weather Hazard, N=No-Fly Zone. Movement is restricted to North, East, South and West.</w:t>
+        <w:t>Grid Size: 8×8. Symbols used: S=Start, E=Goal, .=Open Cell, W=Weather Hazard, N=No-Fly Zone. Movement is restricted to North, East, South and West.</w:t>
       </w:r>
     </w:p>
     <w:p>
@@ -521,27 +501,7 @@
           <w:szCs w:val="20"/>
           <w:lang w:val="en-US"/>
         </w:rPr>
-        <w:t xml:space="preserve">: Initial Environment and Planned Route </w:t>
-      </w:r>
-      <w:proofErr w:type="gramStart"/>
-      <w:r>
-        <w:rPr>
-          <w:rFonts w:ascii="Times New Roman" w:hAnsi="Times New Roman" w:cs="Times New Roman"/>
-          <w:sz w:val="20"/>
-          <w:szCs w:val="20"/>
-          <w:lang w:val="en-US"/>
-        </w:rPr>
-        <w:t>shows</w:t>
-      </w:r>
-      <w:proofErr w:type="gramEnd"/>
-      <w:r>
-        <w:rPr>
-          <w:rFonts w:ascii="Times New Roman" w:hAnsi="Times New Roman" w:cs="Times New Roman"/>
-          <w:sz w:val="20"/>
-          <w:szCs w:val="20"/>
-          <w:lang w:val="en-US"/>
-        </w:rPr>
-        <w:t xml:space="preserve"> the defense drone environment. The start node S is located at (0,0) and the goal node E at (6,7). No-Fly Zones (N) are treated as obstacles while Weather Hazard cells (W) have higher traversal cost.</w:t>
+        <w:t>: Initial Environment and Planned Route shows the defense drone environment. The start node S is located at (0,0) and the goal node E at (6,7). No-Fly Zones (N) are treated as obstacles while Weather Hazard cells (W) have higher traversal cost.</w:t>
       </w:r>
     </w:p>
     <w:p>
@@ -844,7 +804,7 @@
           <w:sz w:val="20"/>
           <w:szCs w:val="20"/>
         </w:rPr>
-        <w:t xml:space="preserve">(a) |  </w:t>
+        <w:t xml:space="preserve">(a) | </w:t>
       </w:r>
       <w:r>
         <w:rPr>
@@ -876,7 +836,7 @@
           <w:sz w:val="20"/>
           <w:szCs w:val="20"/>
         </w:rPr>
-        <w:t xml:space="preserve">(b) |  </w:t>
+        <w:t xml:space="preserve">(b) | </w:t>
       </w:r>
       <w:r>
         <w:rPr>
@@ -916,6 +876,8 @@
         <w:spacing w:line="276" w:lineRule="auto"/>
         <w:rPr>
           <w:rFonts w:ascii="Times New Roman" w:hAnsi="Times New Roman" w:cs="Times New Roman"/>
+          <w:b/>
+          <w:bCs/>
           <w:sz w:val="20"/>
           <w:szCs w:val="20"/>
         </w:rPr>
@@ -923,28 +885,32 @@
       <w:r>
         <w:rPr>
           <w:rFonts w:ascii="Times New Roman" w:hAnsi="Times New Roman" w:cs="Times New Roman"/>
-          <w:sz w:val="20"/>
-          <w:szCs w:val="20"/>
-        </w:rPr>
-        <w:t xml:space="preserve">The final paths generated by GBFS-h1, GBFS-h2, and A*-h1 illustrate how each search strategy navigates the environment from the Start node to the Goal node while handling obstacles and hazard traversal costs. GBFS-h1 produced the fastest solution in terms of node expansions (14 nodes) and runtime (0.130 </w:t>
-      </w:r>
-      <w:proofErr w:type="spellStart"/>
-      <w:r>
-        <w:rPr>
-          <w:rFonts w:ascii="Times New Roman" w:hAnsi="Times New Roman" w:cs="Times New Roman"/>
-          <w:sz w:val="20"/>
-          <w:szCs w:val="20"/>
-        </w:rPr>
-        <w:t>ms</w:t>
-      </w:r>
-      <w:proofErr w:type="spellEnd"/>
-      <w:r>
-        <w:rPr>
-          <w:rFonts w:ascii="Times New Roman" w:hAnsi="Times New Roman" w:cs="Times New Roman"/>
-          <w:sz w:val="20"/>
-          <w:szCs w:val="20"/>
-        </w:rPr>
-        <w:t>); however, due to the greedy nature of the Euclidean distance heuristic ($h_1$), it pulled the drone tightly along the geometric diagonal. This forced the path into sub-optimal detours and through a Weather Hazard cell, resulting in a high path cost of 33, though it successfully avoided entering any No-Fly Zone cells. GBFS-h2 generated a safer, more balanced route by utilizing the Bounding-Box Risk-Weighted Heuristic, bypassing severe risks entirely to achieve a reduced path cost of 19. A*-h1 successfully discovered the mathematically optimal path with the lowest possible path cost of 16 by perfectly balancing actual past cost and future heuristic estimates, entirely avoiding both No-Fly Zones and Weather Hazard cells. These visualizations clearly highlight the fundamental trade-off between greedy computational efficiency and true path optimality among the evaluated search algorithms.</w:t>
+          <w:b/>
+          <w:bCs/>
+          <w:sz w:val="20"/>
+          <w:szCs w:val="20"/>
+        </w:rPr>
+        <w:t xml:space="preserve">8. </w:t>
+      </w:r>
+      <w:r>
+        <w:rPr>
+          <w:rFonts w:ascii="Times New Roman" w:hAnsi="Times New Roman" w:cs="Times New Roman"/>
+          <w:b/>
+          <w:bCs/>
+          <w:sz w:val="20"/>
+          <w:szCs w:val="20"/>
+        </w:rPr>
+        <w:t>Comparative</w:t>
+      </w:r>
+      <w:r>
+        <w:rPr>
+          <w:rFonts w:ascii="Times New Roman" w:hAnsi="Times New Roman" w:cs="Times New Roman"/>
+          <w:b/>
+          <w:bCs/>
+          <w:sz w:val="20"/>
+          <w:szCs w:val="20"/>
+        </w:rPr>
+        <w:t xml:space="preserve"> Analysis</w:t>
       </w:r>
     </w:p>
     <w:p>
@@ -952,8 +918,6 @@
         <w:spacing w:line="276" w:lineRule="auto"/>
         <w:rPr>
           <w:rFonts w:ascii="Times New Roman" w:hAnsi="Times New Roman" w:cs="Times New Roman"/>
-          <w:b/>
-          <w:bCs/>
           <w:sz w:val="20"/>
           <w:szCs w:val="20"/>
         </w:rPr>
@@ -961,51 +925,10 @@
       <w:r>
         <w:rPr>
           <w:rFonts w:ascii="Times New Roman" w:hAnsi="Times New Roman" w:cs="Times New Roman"/>
-          <w:b/>
-          <w:bCs/>
-          <w:sz w:val="20"/>
-          <w:szCs w:val="20"/>
-        </w:rPr>
-        <w:t xml:space="preserve">8. </w:t>
-      </w:r>
-      <w:r>
-        <w:rPr>
-          <w:rFonts w:ascii="Times New Roman" w:hAnsi="Times New Roman" w:cs="Times New Roman"/>
-          <w:b/>
-          <w:bCs/>
-          <w:sz w:val="20"/>
-          <w:szCs w:val="20"/>
-        </w:rPr>
-        <w:t>Comparative</w:t>
-      </w:r>
-      <w:r>
-        <w:rPr>
-          <w:rFonts w:ascii="Times New Roman" w:hAnsi="Times New Roman" w:cs="Times New Roman"/>
-          <w:b/>
-          <w:bCs/>
-          <w:sz w:val="20"/>
-          <w:szCs w:val="20"/>
-        </w:rPr>
-        <w:t xml:space="preserve"> Analysis</w:t>
-      </w:r>
-    </w:p>
-    <w:p>
-      <w:pPr>
-        <w:spacing w:line="276" w:lineRule="auto"/>
-        <w:rPr>
-          <w:rFonts w:ascii="Times New Roman" w:hAnsi="Times New Roman" w:cs="Times New Roman"/>
-          <w:sz w:val="20"/>
-          <w:szCs w:val="20"/>
-        </w:rPr>
-      </w:pPr>
-      <w:r>
-        <w:rPr>
-          <w:rFonts w:ascii="Times New Roman" w:hAnsi="Times New Roman" w:cs="Times New Roman"/>
           <w:noProof/>
           <w:sz w:val="20"/>
           <w:szCs w:val="20"/>
         </w:rPr>
-        <w:lastRenderedPageBreak/>
         <w:drawing>
           <wp:anchor distT="0" distB="0" distL="114300" distR="114300" simplePos="0" relativeHeight="251662336" behindDoc="1" locked="0" layoutInCell="1" allowOverlap="1" wp14:anchorId="30DAF689" wp14:editId="6DA10E5C">
             <wp:simplePos x="0" y="0"/>
@@ -1405,6 +1328,89 @@
         <w:spacing w:line="276" w:lineRule="auto"/>
         <w:rPr>
           <w:rFonts w:ascii="Times New Roman" w:hAnsi="Times New Roman" w:cs="Times New Roman"/>
+          <w:sz w:val="20"/>
+          <w:szCs w:val="20"/>
+        </w:rPr>
+      </w:pPr>
+      <w:r>
+        <w:rPr>
+          <w:rFonts w:ascii="Times New Roman" w:hAnsi="Times New Roman" w:cs="Times New Roman"/>
+          <w:sz w:val="20"/>
+          <w:szCs w:val="20"/>
+        </w:rPr>
+        <w:lastRenderedPageBreak/>
+        <w:t xml:space="preserve">The comparative results demonstrate the impact of heuristic design and search strategy on path quality and search efficiency. GBFS-h1 expanded the fewest nodes (14) and achieved the fastest execution time by greedily selecting nodes with the smallest Euclidean distance to the goal. However, because Greedy Best-First Search does not consider the accumulated path cost, it was attracted toward the goal without accounting for hazardous terrain, resulting in traversal through a Weather Hazard cell and producing the highest path cost of 33. In contrast, GBFS-h2 employed the Bounding-Box Risk-Weighted Heuristic, which incorporates regional risk information into the search process. This enabled the algorithm to avoid high-risk areas more effectively, reducing the overall path cost to 19 while maintaining relatively efficient search </w:t>
+      </w:r>
+      <w:proofErr w:type="spellStart"/>
+      <w:r>
+        <w:rPr>
+          <w:rFonts w:ascii="Times New Roman" w:hAnsi="Times New Roman" w:cs="Times New Roman"/>
+          <w:sz w:val="20"/>
+          <w:szCs w:val="20"/>
+        </w:rPr>
+        <w:t>behavior</w:t>
+      </w:r>
+      <w:proofErr w:type="spellEnd"/>
+      <w:r>
+        <w:rPr>
+          <w:rFonts w:ascii="Times New Roman" w:hAnsi="Times New Roman" w:cs="Times New Roman"/>
+          <w:sz w:val="20"/>
+          <w:szCs w:val="20"/>
+        </w:rPr>
+        <w:t xml:space="preserve">. A*-h1 produced the best overall solution with the minimum path cost of 16 by combining the actual cumulative path cost </w:t>
+      </w:r>
+      <m:oMath>
+        <m:r>
+          <w:rPr>
+            <w:rFonts w:ascii="Cambria Math" w:hAnsi="Cambria Math" w:cs="Times New Roman"/>
+            <w:sz w:val="20"/>
+            <w:szCs w:val="20"/>
+          </w:rPr>
+          <m:t>g(n)</m:t>
+        </m:r>
+      </m:oMath>
+      <w:r>
+        <w:rPr>
+          <w:rFonts w:ascii="Times New Roman" w:hAnsi="Times New Roman" w:cs="Times New Roman"/>
+          <w:sz w:val="20"/>
+          <w:szCs w:val="20"/>
+        </w:rPr>
+        <w:t xml:space="preserve">with the Euclidean heuristic estimate </w:t>
+      </w:r>
+      <m:oMath>
+        <m:r>
+          <w:rPr>
+            <w:rFonts w:ascii="Cambria Math" w:hAnsi="Cambria Math" w:cs="Times New Roman"/>
+            <w:sz w:val="20"/>
+            <w:szCs w:val="20"/>
+          </w:rPr>
+          <m:t>h(n)</m:t>
+        </m:r>
+      </m:oMath>
+      <w:r>
+        <w:rPr>
+          <w:rFonts w:ascii="Times New Roman" w:hAnsi="Times New Roman" w:cs="Times New Roman"/>
+          <w:sz w:val="20"/>
+          <w:szCs w:val="20"/>
+        </w:rPr>
+        <w:t>. This balanced evaluation allowed the algorithm to avoid unnecessary hazard traversal and identify the lowest-cost feasible route. All three algorithms successfully avoided No-Fly Zones, demonstrating correct constraint handling. Overall, the results highlight the trade-off between search efficiency and solution optimality: GBFS variants achieve faster decisions through heuristic guidance alone, whereas A* incurs additional computation to guarantee a lower-cost and more optimal path.</w:t>
+      </w:r>
+    </w:p>
+    <w:p>
+      <w:pPr>
+        <w:spacing w:line="276" w:lineRule="auto"/>
+        <w:rPr>
+          <w:rFonts w:ascii="Times New Roman" w:hAnsi="Times New Roman" w:cs="Times New Roman"/>
+          <w:sz w:val="20"/>
+          <w:szCs w:val="20"/>
+        </w:rPr>
+      </w:pPr>
+    </w:p>
+    <w:p>
+      <w:pPr>
+        <w:spacing w:line="276" w:lineRule="auto"/>
+        <w:rPr>
+          <w:rFonts w:ascii="Times New Roman" w:hAnsi="Times New Roman" w:cs="Times New Roman"/>
           <w:b/>
           <w:bCs/>
           <w:sz w:val="20"/>
@@ -2399,25 +2405,7 @@
           <w:sz w:val="20"/>
           <w:szCs w:val="20"/>
         </w:rPr>
-        <w:t xml:space="preserve">The experimental results highlight the trade-off between efficiency and solution quality. Both GBFS variants expanded 14 nodes and reached the goal in 13 moves. GBFS-h1 achieved the fastest runtime (0.130388 </w:t>
-      </w:r>
-      <w:proofErr w:type="spellStart"/>
-      <w:r>
-        <w:rPr>
-          <w:rFonts w:ascii="Times New Roman" w:hAnsi="Times New Roman" w:cs="Times New Roman"/>
-          <w:sz w:val="20"/>
-          <w:szCs w:val="20"/>
-        </w:rPr>
-        <w:t>ms</w:t>
-      </w:r>
-      <w:proofErr w:type="spellEnd"/>
-      <w:r>
-        <w:rPr>
-          <w:rFonts w:ascii="Times New Roman" w:hAnsi="Times New Roman" w:cs="Times New Roman"/>
-          <w:sz w:val="20"/>
-          <w:szCs w:val="20"/>
-        </w:rPr>
-        <w:t>) and lowest memory usage (26), but produced the highest path cost (33) and crossed two No-Fly Zones. GBFS-h2 required more runtime and memory but improved path quality by reducing the cost to 19 and avoiding all No-Fly Zones. A*-h1 expanded the most nodes (32) and used the most memory (51), yet produced the optimal path with the lowest cost (16) while avoiding all hazards.</w:t>
+        <w:t>The experimental results reveal that all three algorithms reached the goal using paths of identical length (13 moves), indicating that path length alone is not a sufficient indicator of solution quality in weighted environments. Despite producing routes with the same number of movements, the total path costs varied significantly due to differences in hazard avoidance and node-selection strategy. GBFS-h1 generated the highest path cost (33), showing that minimizing estimated distance to the goal does not necessarily minimize traversal cost. GBFS-h2 reduced the cost to 19 by incorporating regional risk information into its heuristic evaluation, demonstrating the benefit of risk-aware guidance. A*-h1 achieved the minimum path cost of 16 while maintaining the same path length, illustrating the effectiveness of combining accumulated cost and heuristic estimation. The memory usage trend (26 → 32 → 51) further highlights the trade-off between computational resources and solution quality, with A* requiring additional state information to guarantee an optimal result. The substantially larger initial heuristic value for h2 (29.95 versus 9.22) also indicates that the risk-weighted heuristic captures environmental difficulty more aggressively than pure Euclidean distance.</w:t>
       </w:r>
     </w:p>
     <w:p>
@@ -2429,6 +2417,36 @@
           <w:szCs w:val="20"/>
         </w:rPr>
       </w:pPr>
+      <w:r>
+        <w:rPr>
+          <w:rFonts w:ascii="Times New Roman" w:hAnsi="Times New Roman" w:cs="Times New Roman"/>
+          <w:b/>
+          <w:bCs/>
+          <w:sz w:val="20"/>
+          <w:szCs w:val="20"/>
+        </w:rPr>
+        <w:t>1</w:t>
+      </w:r>
+      <w:r>
+        <w:rPr>
+          <w:rFonts w:ascii="Times New Roman" w:hAnsi="Times New Roman" w:cs="Times New Roman"/>
+          <w:b/>
+          <w:bCs/>
+          <w:sz w:val="20"/>
+          <w:szCs w:val="20"/>
+        </w:rPr>
+        <w:t>0</w:t>
+      </w:r>
+      <w:r>
+        <w:rPr>
+          <w:rFonts w:ascii="Times New Roman" w:hAnsi="Times New Roman" w:cs="Times New Roman"/>
+          <w:b/>
+          <w:bCs/>
+          <w:sz w:val="20"/>
+          <w:szCs w:val="20"/>
+        </w:rPr>
+        <w:t>. Complexity Analysis</w:t>
+      </w:r>
     </w:p>
     <w:p>
       <w:pPr>
@@ -2442,32 +2460,28 @@
       <w:r>
         <w:rPr>
           <w:rFonts w:ascii="Times New Roman" w:hAnsi="Times New Roman" w:cs="Times New Roman"/>
-          <w:b/>
-          <w:bCs/>
-          <w:sz w:val="20"/>
-          <w:szCs w:val="20"/>
-        </w:rPr>
-        <w:t>1</w:t>
-      </w:r>
-      <w:r>
-        <w:rPr>
-          <w:rFonts w:ascii="Times New Roman" w:hAnsi="Times New Roman" w:cs="Times New Roman"/>
-          <w:b/>
-          <w:bCs/>
-          <w:sz w:val="20"/>
-          <w:szCs w:val="20"/>
-        </w:rPr>
-        <w:t>0</w:t>
-      </w:r>
-      <w:r>
-        <w:rPr>
-          <w:rFonts w:ascii="Times New Roman" w:hAnsi="Times New Roman" w:cs="Times New Roman"/>
-          <w:b/>
-          <w:bCs/>
-          <w:sz w:val="20"/>
-          <w:szCs w:val="20"/>
-        </w:rPr>
-        <w:t>. Complexity Analysis</w:t>
+          <w:sz w:val="20"/>
+          <w:szCs w:val="20"/>
+        </w:rPr>
+        <w:t>Greedy Best-First Search (GBFS) uses a priority queue ordered by the heuristic value h(n). Its time complexity is approximately O((V+E)</w:t>
+      </w:r>
+      <w:proofErr w:type="spellStart"/>
+      <w:r>
+        <w:rPr>
+          <w:rFonts w:ascii="Times New Roman" w:hAnsi="Times New Roman" w:cs="Times New Roman"/>
+          <w:sz w:val="20"/>
+          <w:szCs w:val="20"/>
+        </w:rPr>
+        <w:t>logV</w:t>
+      </w:r>
+      <w:proofErr w:type="spellEnd"/>
+      <w:r>
+        <w:rPr>
+          <w:rFonts w:ascii="Times New Roman" w:hAnsi="Times New Roman" w:cs="Times New Roman"/>
+          <w:sz w:val="20"/>
+          <w:szCs w:val="20"/>
+        </w:rPr>
+        <w:t>) and space complexity is O(V). In this experiment, GBFS expanded only 14 nodes, making it computationally efficient.</w:t>
       </w:r>
     </w:p>
     <w:p>
@@ -2485,16 +2499,7 @@
           <w:sz w:val="20"/>
           <w:szCs w:val="20"/>
         </w:rPr>
-        <w:t>Greedy Best-First Search (GBFS) uses a priority queue ordered by the heuristic value h(n). Its time complexity is approximately O((V+</w:t>
-      </w:r>
-      <w:proofErr w:type="gramStart"/>
-      <w:r>
-        <w:rPr>
-          <w:rFonts w:ascii="Times New Roman" w:hAnsi="Times New Roman" w:cs="Times New Roman"/>
-          <w:sz w:val="20"/>
-          <w:szCs w:val="20"/>
-        </w:rPr>
-        <w:t>E)</w:t>
+        <w:t>A* Search uses the evaluation function f(n)=g(n)+h(n), combining path cost and heuristic information. Its time complexity is also O((V+E)</w:t>
       </w:r>
       <w:proofErr w:type="spellStart"/>
       <w:r>
@@ -2506,53 +2511,6 @@
         <w:t>logV</w:t>
       </w:r>
       <w:proofErr w:type="spellEnd"/>
-      <w:proofErr w:type="gramEnd"/>
-      <w:r>
-        <w:rPr>
-          <w:rFonts w:ascii="Times New Roman" w:hAnsi="Times New Roman" w:cs="Times New Roman"/>
-          <w:sz w:val="20"/>
-          <w:szCs w:val="20"/>
-        </w:rPr>
-        <w:t>) and space complexity is O(V). In this experiment, GBFS expanded only 14 nodes, making it computationally efficient.</w:t>
-      </w:r>
-    </w:p>
-    <w:p>
-      <w:pPr>
-        <w:spacing w:line="276" w:lineRule="auto"/>
-        <w:rPr>
-          <w:rFonts w:ascii="Times New Roman" w:hAnsi="Times New Roman" w:cs="Times New Roman"/>
-          <w:sz w:val="20"/>
-          <w:szCs w:val="20"/>
-        </w:rPr>
-      </w:pPr>
-      <w:r>
-        <w:rPr>
-          <w:rFonts w:ascii="Times New Roman" w:hAnsi="Times New Roman" w:cs="Times New Roman"/>
-          <w:sz w:val="20"/>
-          <w:szCs w:val="20"/>
-        </w:rPr>
-        <w:t>A* Search uses the evaluation function f(n)=g(n)+h(n), combining path cost and heuristic information. Its time complexity is also O((V+</w:t>
-      </w:r>
-      <w:proofErr w:type="gramStart"/>
-      <w:r>
-        <w:rPr>
-          <w:rFonts w:ascii="Times New Roman" w:hAnsi="Times New Roman" w:cs="Times New Roman"/>
-          <w:sz w:val="20"/>
-          <w:szCs w:val="20"/>
-        </w:rPr>
-        <w:t>E)</w:t>
-      </w:r>
-      <w:proofErr w:type="spellStart"/>
-      <w:r>
-        <w:rPr>
-          <w:rFonts w:ascii="Times New Roman" w:hAnsi="Times New Roman" w:cs="Times New Roman"/>
-          <w:sz w:val="20"/>
-          <w:szCs w:val="20"/>
-        </w:rPr>
-        <w:t>logV</w:t>
-      </w:r>
-      <w:proofErr w:type="spellEnd"/>
-      <w:proofErr w:type="gramEnd"/>
       <w:r>
         <w:rPr>
           <w:rFonts w:ascii="Times New Roman" w:hAnsi="Times New Roman" w:cs="Times New Roman"/>
